--- a/论文写作/论文题目.docx
+++ b/论文写作/论文题目.docx
@@ -82,25 +82,1207 @@
     </w:p>
     <w:p>
       <w:pPr>
-        <w:rPr>
-          <w:rFonts w:hint="eastAsia" w:ascii="黑体" w:hAnsi="黑体" w:eastAsia="黑体" w:cs="黑体"/>
+        <w:pStyle w:val="24"/>
+        <w:bidi w:val="0"/>
+        <w:rPr>
+          <w:rFonts w:hint="eastAsia"/>
+          <w:lang w:val="en-US" w:eastAsia="zh-CN"/>
+        </w:rPr>
+      </w:pPr>
+      <w:r>
+        <w:rPr>
+          <w:rFonts w:hint="eastAsia"/>
+        </w:rPr>
+        <w:br w:type="page"/>
+      </w:r>
+    </w:p>
+    <w:p>
+      <w:pPr>
+        <w:pStyle w:val="2"/>
+        <w:bidi w:val="0"/>
+        <w:ind w:left="0" w:leftChars="0" w:firstLine="0" w:firstLineChars="0"/>
+        <w:rPr>
+          <w:rFonts w:hint="eastAsia"/>
+          <w:lang w:val="en-US" w:eastAsia="zh-CN"/>
+        </w:rPr>
+      </w:pPr>
+      <w:r>
+        <w:rPr>
+          <w:rFonts w:hint="eastAsia"/>
+          <w:lang w:val="en-US" w:eastAsia="zh-CN"/>
+        </w:rPr>
+        <w:t>问题重述</w:t>
+      </w:r>
+    </w:p>
+    <w:p>
+      <w:pPr>
+        <w:ind w:firstLine="480" w:firstLineChars="200"/>
+        <w:rPr>
+          <w:rFonts w:hint="eastAsia"/>
+          <w:lang w:val="en-US" w:eastAsia="zh-CN"/>
+        </w:rPr>
+      </w:pPr>
+      <w:r>
+        <w:rPr>
+          <w:rFonts w:hint="default" w:ascii="Times New Roman" w:hAnsi="Times New Roman" w:eastAsia="宋体" w:cs="Times New Roman"/>
+          <w:i w:val="0"/>
+          <w:iCs w:val="0"/>
+          <w:caps w:val="0"/>
+          <w:color w:val="000000"/>
+          <w:spacing w:val="0"/>
+          <w:sz w:val="24"/>
+          <w:szCs w:val="24"/>
+          <w:shd w:val="clear" w:fill="FFFFFF"/>
+          <w:woUserID w:val="1"/>
+        </w:rPr>
+        <w:t>本节通过提取赛题中的关键条件，概括多区域算力负荷与能源系统协同调度的现实背景，明确需求预测、任务分配、储能控制及多目标权衡的研究要求，并梳理各环节的时间边界与资源约束，从而为后续模型构建和求解分析奠定清晰的问题基础。</w:t>
+      </w:r>
+    </w:p>
+    <w:p>
+      <w:pPr>
+        <w:pStyle w:val="3"/>
+        <w:widowControl/>
+        <w:rPr>
+          <w:rFonts w:hint="default" w:ascii="Calibri" w:hAnsi="Calibri" w:eastAsia="MS Gothic" w:cs="Times New Roman"/>
           <w:b/>
           <w:bCs/>
           <w:sz w:val="28"/>
           <w:szCs w:val="28"/>
-          <w:lang w:val="en-US" w:eastAsia="zh-CN"/>
-        </w:rPr>
-      </w:pPr>
-      <w:r>
-        <w:rPr>
-          <w:rFonts w:hint="eastAsia" w:ascii="黑体" w:hAnsi="黑体" w:eastAsia="黑体" w:cs="黑体"/>
+          <w:woUserID w:val="1"/>
+        </w:rPr>
+      </w:pPr>
+      <w:r>
+        <w:rPr>
+          <w:rFonts w:hint="default" w:ascii="Calibri" w:hAnsi="Calibri" w:eastAsia="MS Gothic" w:cs="Times New Roman"/>
           <w:b/>
           <w:bCs/>
           <w:sz w:val="28"/>
           <w:szCs w:val="28"/>
-        </w:rPr>
-        <w:br w:type="page"/>
-      </w:r>
+          <w:woUserID w:val="1"/>
+        </w:rPr>
+        <w:t xml:space="preserve"> </w:t>
+      </w:r>
+      <w:r>
+        <w:rPr>
+          <w:rFonts w:hint="default" w:ascii="MS Gothic" w:hAnsi="MS Gothic" w:eastAsia="MS Gothic" w:cs="MS Gothic"/>
+          <w:b/>
+          <w:bCs/>
+          <w:sz w:val="28"/>
+          <w:szCs w:val="28"/>
+          <w:woUserID w:val="1"/>
+        </w:rPr>
+        <w:t>问题背景</w:t>
+      </w:r>
+    </w:p>
+    <w:p>
+      <w:pPr>
+        <w:keepNext w:val="0"/>
+        <w:keepLines w:val="0"/>
+        <w:widowControl w:val="0"/>
+        <w:suppressLineNumbers w:val="0"/>
+        <w:spacing w:before="0" w:beforeAutospacing="0" w:after="0" w:afterAutospacing="0" w:line="336" w:lineRule="auto"/>
+        <w:ind w:left="0" w:right="0" w:firstLine="480"/>
+        <w:jc w:val="both"/>
+        <w:rPr>
+          <w:rFonts w:hint="default" w:ascii="Times New Roman" w:hAnsi="Times New Roman" w:eastAsia="宋体" w:cs="Times New Roman"/>
+          <w:sz w:val="24"/>
+          <w:szCs w:val="24"/>
+          <w:woUserID w:val="1"/>
+        </w:rPr>
+      </w:pPr>
+      <w:r>
+        <w:rPr>
+          <w:rFonts w:hint="eastAsia" w:ascii="宋体" w:hAnsi="宋体" w:eastAsia="宋体" w:cs="宋体"/>
+          <w:kern w:val="0"/>
+          <w:sz w:val="24"/>
+          <w:szCs w:val="24"/>
+          <w:lang w:val="en-US" w:eastAsia="zh-CN" w:bidi="ar"/>
+          <w:woUserID w:val="1"/>
+        </w:rPr>
+        <w:t>大模型训练、在线推理和智能内容生成正在把数据中心由传统的信息处理设施转变为高密度、可调节的电力负荷。算力需求具有突发性和异质性，而不同地区的</w:t>
+      </w:r>
+      <w:r>
+        <w:rPr>
+          <w:rFonts w:hint="default" w:ascii="Times New Roman" w:hAnsi="Times New Roman" w:eastAsia="宋体" w:cs="Times New Roman"/>
+          <w:kern w:val="0"/>
+          <w:sz w:val="24"/>
+          <w:szCs w:val="24"/>
+          <w:lang w:val="en-US" w:eastAsia="zh-CN" w:bidi="ar"/>
+          <w:woUserID w:val="1"/>
+        </w:rPr>
+        <w:t>GPU</w:t>
+      </w:r>
+      <w:r>
+        <w:rPr>
+          <w:rFonts w:hint="eastAsia" w:ascii="宋体" w:hAnsi="宋体" w:eastAsia="宋体" w:cs="宋体"/>
+          <w:kern w:val="0"/>
+          <w:sz w:val="24"/>
+          <w:szCs w:val="24"/>
+          <w:lang w:val="en-US" w:eastAsia="zh-CN" w:bidi="ar"/>
+          <w:woUserID w:val="1"/>
+        </w:rPr>
+        <w:t>存量、电价、碳强度及风光资源并不同步：东部节点接近用户、响应更快，却承受较高负荷压力；西部节点具备算力和清洁能源优势，但跨区执行可能增加通信时延。行业面临的实际难题因此不只是</w:t>
+      </w:r>
+      <w:r>
+        <w:rPr>
+          <w:rFonts w:hint="default" w:ascii="Times New Roman" w:hAnsi="Times New Roman" w:eastAsia="宋体" w:cs="Times New Roman"/>
+          <w:kern w:val="0"/>
+          <w:sz w:val="24"/>
+          <w:szCs w:val="24"/>
+          <w:lang w:val="en-US" w:eastAsia="zh-CN" w:bidi="ar"/>
+          <w:woUserID w:val="1"/>
+        </w:rPr>
+        <w:t>“</w:t>
+      </w:r>
+      <w:r>
+        <w:rPr>
+          <w:rFonts w:hint="eastAsia" w:ascii="宋体" w:hAnsi="宋体" w:eastAsia="宋体" w:cs="宋体"/>
+          <w:kern w:val="0"/>
+          <w:sz w:val="24"/>
+          <w:szCs w:val="24"/>
+          <w:lang w:val="en-US" w:eastAsia="zh-CN" w:bidi="ar"/>
+          <w:woUserID w:val="1"/>
+        </w:rPr>
+        <w:t>算力够不够</w:t>
+      </w:r>
+      <w:r>
+        <w:rPr>
+          <w:rFonts w:hint="default" w:ascii="Times New Roman" w:hAnsi="Times New Roman" w:eastAsia="宋体" w:cs="Times New Roman"/>
+          <w:kern w:val="0"/>
+          <w:sz w:val="24"/>
+          <w:szCs w:val="24"/>
+          <w:lang w:val="en-US" w:eastAsia="zh-CN" w:bidi="ar"/>
+          <w:woUserID w:val="1"/>
+        </w:rPr>
+        <w:t>”</w:t>
+      </w:r>
+      <w:r>
+        <w:rPr>
+          <w:rFonts w:hint="eastAsia" w:ascii="宋体" w:hAnsi="宋体" w:eastAsia="宋体" w:cs="宋体"/>
+          <w:kern w:val="0"/>
+          <w:sz w:val="24"/>
+          <w:szCs w:val="24"/>
+          <w:lang w:val="en-US" w:eastAsia="zh-CN" w:bidi="ar"/>
+          <w:woUserID w:val="1"/>
+        </w:rPr>
+        <w:t>，而是如何在正确的时间、区域，用合适的能源完成不同的计算任务。</w:t>
+      </w:r>
+    </w:p>
+    <w:p>
+      <w:pPr>
+        <w:keepNext w:val="0"/>
+        <w:keepLines w:val="0"/>
+        <w:widowControl w:val="0"/>
+        <w:suppressLineNumbers w:val="0"/>
+        <w:spacing w:before="0" w:beforeAutospacing="0" w:after="0" w:afterAutospacing="0" w:line="336" w:lineRule="auto"/>
+        <w:ind w:left="0" w:right="0" w:firstLine="480"/>
+        <w:jc w:val="both"/>
+        <w:rPr>
+          <w:rFonts w:hint="default" w:ascii="Times New Roman" w:hAnsi="Times New Roman" w:eastAsia="宋体" w:cs="Times New Roman"/>
+          <w:sz w:val="24"/>
+          <w:szCs w:val="24"/>
+          <w:woUserID w:val="1"/>
+        </w:rPr>
+      </w:pPr>
+      <w:r>
+        <w:rPr>
+          <w:rFonts w:hint="eastAsia" w:ascii="宋体" w:hAnsi="宋体" w:eastAsia="宋体" w:cs="宋体"/>
+          <w:kern w:val="0"/>
+          <w:sz w:val="24"/>
+          <w:szCs w:val="24"/>
+          <w:lang w:val="en-US" w:eastAsia="zh-CN" w:bidi="ar"/>
+          <w:woUserID w:val="1"/>
+        </w:rPr>
+        <w:t>这种时空错配使算力调度与能源管理产生双向影响。一方面，延迟容忍任务能够避开高价、高碳时段，实时任务却必须优先保证响应速度和服务等级；另一方面，风电和光伏的间歇性会放大区域购电波动，储能虽可削峰和吸纳富余新能源，却受到容量、功率、效率及终端电量约束。若分别优化计算、供电和储能，局部收益可能被网络时延、任务违约或电网峰值抵消，因而需要在统一边界下处理任务迁移、开工选择、新能源分配和储能控制。</w:t>
+      </w:r>
+    </w:p>
+    <w:p>
+      <w:pPr>
+        <w:keepNext w:val="0"/>
+        <w:keepLines w:val="0"/>
+        <w:widowControl w:val="0"/>
+        <w:suppressLineNumbers w:val="0"/>
+        <w:spacing w:before="0" w:beforeAutospacing="0" w:after="0" w:afterAutospacing="0" w:line="336" w:lineRule="auto"/>
+        <w:ind w:left="0" w:right="0" w:firstLine="480"/>
+        <w:jc w:val="both"/>
+        <w:rPr>
+          <w:rFonts w:hint="default" w:ascii="Times New Roman" w:hAnsi="Times New Roman" w:eastAsia="宋体" w:cs="Times New Roman"/>
+          <w:sz w:val="24"/>
+          <w:szCs w:val="24"/>
+          <w:woUserID w:val="1"/>
+        </w:rPr>
+      </w:pPr>
+      <w:r>
+        <w:rPr>
+          <w:rFonts w:hint="eastAsia" w:ascii="宋体" w:hAnsi="宋体" w:eastAsia="宋体" w:cs="宋体"/>
+          <w:kern w:val="0"/>
+          <w:sz w:val="24"/>
+          <w:szCs w:val="24"/>
+          <w:lang w:val="en-US" w:eastAsia="zh-CN" w:bidi="ar"/>
+          <w:woUserID w:val="1"/>
+        </w:rPr>
+        <w:t>因此，针对多区域算力与能源资源分布不均、异构任务服务要求不同以及新能源出力波动等实际情况，需要构建兼顾需求预测、任务调度与能源管理的算电协同模型。本文综合考虑</w:t>
+      </w:r>
+      <w:r>
+        <w:rPr>
+          <w:rFonts w:hint="default" w:ascii="Times New Roman" w:hAnsi="Times New Roman" w:eastAsia="宋体" w:cs="Times New Roman"/>
+          <w:kern w:val="0"/>
+          <w:sz w:val="24"/>
+          <w:szCs w:val="24"/>
+          <w:lang w:val="en-US" w:eastAsia="zh-CN" w:bidi="ar"/>
+          <w:woUserID w:val="1"/>
+        </w:rPr>
+        <w:t>GPU</w:t>
+      </w:r>
+      <w:r>
+        <w:rPr>
+          <w:rFonts w:hint="eastAsia" w:ascii="宋体" w:hAnsi="宋体" w:eastAsia="宋体" w:cs="宋体"/>
+          <w:kern w:val="0"/>
+          <w:sz w:val="24"/>
+          <w:szCs w:val="24"/>
+          <w:lang w:val="en-US" w:eastAsia="zh-CN" w:bidi="ar"/>
+          <w:woUserID w:val="1"/>
+        </w:rPr>
+        <w:t>容量、网络时延、电价、碳强度、新能源和储能等因素，通过对附件数据进行统计、预测与优化，首先分析不同区域及不同类型任务的算力需求并制定基础排程方案，随后研究任务迁移和储能充放电策略，最后建立多区域算</w:t>
+      </w:r>
+      <w:r>
+        <w:rPr>
+          <w:rFonts w:hint="default" w:ascii="Times New Roman" w:hAnsi="Times New Roman" w:eastAsia="宋体" w:cs="Times New Roman"/>
+          <w:kern w:val="0"/>
+          <w:sz w:val="24"/>
+          <w:szCs w:val="24"/>
+          <w:lang w:val="en-US" w:eastAsia="zh-CN" w:bidi="ar"/>
+          <w:woUserID w:val="1"/>
+        </w:rPr>
+        <w:t>—</w:t>
+      </w:r>
+      <w:r>
+        <w:rPr>
+          <w:rFonts w:hint="eastAsia" w:ascii="宋体" w:hAnsi="宋体" w:eastAsia="宋体" w:cs="宋体"/>
+          <w:kern w:val="0"/>
+          <w:sz w:val="24"/>
+          <w:szCs w:val="24"/>
+          <w:lang w:val="en-US" w:eastAsia="zh-CN" w:bidi="ar"/>
+          <w:woUserID w:val="1"/>
+        </w:rPr>
+        <w:t>储</w:t>
+      </w:r>
+      <w:r>
+        <w:rPr>
+          <w:rFonts w:hint="default" w:ascii="Times New Roman" w:hAnsi="Times New Roman" w:eastAsia="宋体" w:cs="Times New Roman"/>
+          <w:kern w:val="0"/>
+          <w:sz w:val="24"/>
+          <w:szCs w:val="24"/>
+          <w:lang w:val="en-US" w:eastAsia="zh-CN" w:bidi="ar"/>
+          <w:woUserID w:val="1"/>
+        </w:rPr>
+        <w:t>—</w:t>
+      </w:r>
+      <w:r>
+        <w:rPr>
+          <w:rFonts w:hint="eastAsia" w:ascii="宋体" w:hAnsi="宋体" w:eastAsia="宋体" w:cs="宋体"/>
+          <w:kern w:val="0"/>
+          <w:sz w:val="24"/>
+          <w:szCs w:val="24"/>
+          <w:lang w:val="en-US" w:eastAsia="zh-CN" w:bidi="ar"/>
+          <w:woUserID w:val="1"/>
+        </w:rPr>
+        <w:t>电联合调度模型，在保证按时完成</w:t>
+      </w:r>
+      <w:bookmarkStart w:id="16" w:name="_GoBack"/>
+      <w:r>
+        <w:rPr>
+          <w:rFonts w:hint="eastAsia" w:ascii="宋体" w:hAnsi="宋体" w:eastAsia="宋体" w:cs="宋体"/>
+          <w:kern w:val="0"/>
+          <w:sz w:val="24"/>
+          <w:szCs w:val="24"/>
+          <w:lang w:val="en-US" w:eastAsia="zh-CN" w:bidi="ar"/>
+          <w:woUserID w:val="1"/>
+        </w:rPr>
+        <w:t>任务</w:t>
+      </w:r>
+      <w:bookmarkEnd w:id="16"/>
+      <w:r>
+        <w:rPr>
+          <w:rFonts w:hint="eastAsia" w:ascii="宋体" w:hAnsi="宋体" w:eastAsia="宋体" w:cs="宋体"/>
+          <w:kern w:val="0"/>
+          <w:sz w:val="24"/>
+          <w:szCs w:val="24"/>
+          <w:lang w:val="en-US" w:eastAsia="zh-CN" w:bidi="ar"/>
+          <w:woUserID w:val="1"/>
+        </w:rPr>
+        <w:t>和系统安全运行的基础上，降低运行成本与碳排放，提高新能源利用水平，为数据中心的协同运行提供决策依据。</w:t>
+      </w:r>
+    </w:p>
+    <w:p>
+      <w:pPr>
+        <w:pStyle w:val="3"/>
+        <w:widowControl/>
+        <w:rPr>
+          <w:rFonts w:hint="default" w:ascii="Calibri" w:hAnsi="Calibri" w:eastAsia="MS Gothic" w:cs="Times New Roman"/>
+          <w:b/>
+          <w:bCs/>
+          <w:sz w:val="28"/>
+          <w:szCs w:val="28"/>
+          <w:woUserID w:val="1"/>
+        </w:rPr>
+      </w:pPr>
+      <w:r>
+        <w:rPr>
+          <w:rFonts w:hint="eastAsia" w:ascii="Calibri" w:hAnsi="Calibri" w:eastAsia="MS Gothic" w:cs="Times New Roman"/>
+          <w:b/>
+          <w:bCs/>
+          <w:sz w:val="28"/>
+          <w:szCs w:val="28"/>
+          <w:lang w:eastAsia="zh"/>
+          <w:woUserID w:val="1"/>
+        </w:rPr>
+        <w:t>基本</w:t>
+      </w:r>
+      <w:r>
+        <w:rPr>
+          <w:rFonts w:hint="default" w:ascii="MS Gothic" w:hAnsi="MS Gothic" w:eastAsia="MS Gothic" w:cs="MS Gothic"/>
+          <w:b/>
+          <w:bCs/>
+          <w:sz w:val="28"/>
+          <w:szCs w:val="28"/>
+          <w:woUserID w:val="1"/>
+        </w:rPr>
+        <w:t>问题</w:t>
+      </w:r>
+    </w:p>
+    <w:p>
+      <w:pPr>
+        <w:keepNext w:val="0"/>
+        <w:keepLines/>
+        <w:widowControl w:val="0"/>
+        <w:suppressLineNumbers w:val="0"/>
+        <w:spacing w:before="0" w:beforeAutospacing="0" w:after="0" w:afterAutospacing="0" w:line="336" w:lineRule="auto"/>
+        <w:ind w:left="0" w:right="0" w:firstLine="480"/>
+        <w:jc w:val="both"/>
+        <w:rPr>
+          <w:rFonts w:hint="default" w:ascii="Times New Roman" w:hAnsi="Times New Roman" w:eastAsia="宋体" w:cs="Times New Roman"/>
+          <w:sz w:val="24"/>
+          <w:szCs w:val="24"/>
+          <w:woUserID w:val="1"/>
+        </w:rPr>
+      </w:pPr>
+      <w:r>
+        <w:rPr>
+          <w:rFonts w:hint="eastAsia" w:ascii="宋体" w:hAnsi="宋体" w:eastAsia="宋体" w:cs="宋体"/>
+          <w:kern w:val="0"/>
+          <w:sz w:val="24"/>
+          <w:szCs w:val="24"/>
+          <w:lang w:val="en-US" w:eastAsia="zh-CN" w:bidi="ar"/>
+          <w:woUserID w:val="1"/>
+        </w:rPr>
+        <w:t>研究对象为</w:t>
+      </w:r>
+      <w:r>
+        <w:rPr>
+          <w:rFonts w:hint="default" w:ascii="Times New Roman" w:hAnsi="Times New Roman" w:eastAsia="宋体" w:cs="Times New Roman"/>
+          <w:kern w:val="0"/>
+          <w:sz w:val="24"/>
+          <w:szCs w:val="24"/>
+          <w:lang w:val="en-US" w:eastAsia="zh-CN" w:bidi="ar"/>
+          <w:woUserID w:val="1"/>
+        </w:rPr>
+        <w:t>RegionA</w:t>
+      </w:r>
+      <w:r>
+        <w:rPr>
+          <w:rFonts w:hint="eastAsia" w:ascii="宋体" w:hAnsi="宋体" w:eastAsia="宋体" w:cs="宋体"/>
+          <w:kern w:val="0"/>
+          <w:sz w:val="24"/>
+          <w:szCs w:val="24"/>
+          <w:lang w:val="en-US" w:eastAsia="zh-CN" w:bidi="ar"/>
+          <w:woUserID w:val="1"/>
+        </w:rPr>
+        <w:t>至</w:t>
+      </w:r>
+      <w:r>
+        <w:rPr>
+          <w:rFonts w:hint="default" w:ascii="Times New Roman" w:hAnsi="Times New Roman" w:eastAsia="宋体" w:cs="Times New Roman"/>
+          <w:kern w:val="0"/>
+          <w:sz w:val="24"/>
+          <w:szCs w:val="24"/>
+          <w:lang w:val="en-US" w:eastAsia="zh-CN" w:bidi="ar"/>
+          <w:woUserID w:val="1"/>
+        </w:rPr>
+        <w:t>RegionF</w:t>
+      </w:r>
+      <w:r>
+        <w:rPr>
+          <w:rFonts w:hint="eastAsia" w:ascii="宋体" w:hAnsi="宋体" w:eastAsia="宋体" w:cs="宋体"/>
+          <w:kern w:val="0"/>
+          <w:sz w:val="24"/>
+          <w:szCs w:val="24"/>
+          <w:lang w:val="en-US" w:eastAsia="zh-CN" w:bidi="ar"/>
+          <w:woUserID w:val="1"/>
+        </w:rPr>
+        <w:t>构成的多区域算力</w:t>
+      </w:r>
+      <w:r>
+        <w:rPr>
+          <w:rFonts w:hint="default" w:ascii="Times New Roman" w:hAnsi="Times New Roman" w:eastAsia="宋体" w:cs="Times New Roman"/>
+          <w:kern w:val="0"/>
+          <w:sz w:val="24"/>
+          <w:szCs w:val="24"/>
+          <w:lang w:val="en-US" w:eastAsia="zh-CN" w:bidi="ar"/>
+          <w:woUserID w:val="1"/>
+        </w:rPr>
+        <w:t>—</w:t>
+      </w:r>
+      <w:r>
+        <w:rPr>
+          <w:rFonts w:hint="eastAsia" w:ascii="宋体" w:hAnsi="宋体" w:eastAsia="宋体" w:cs="宋体"/>
+          <w:kern w:val="0"/>
+          <w:sz w:val="24"/>
+          <w:szCs w:val="24"/>
+          <w:lang w:val="en-US" w:eastAsia="zh-CN" w:bidi="ar"/>
+          <w:woUserID w:val="1"/>
+        </w:rPr>
+        <w:t>能源系统，数据覆盖任务轨迹、</w:t>
+      </w:r>
+      <w:r>
+        <w:rPr>
+          <w:rFonts w:hint="default" w:ascii="Times New Roman" w:hAnsi="Times New Roman" w:eastAsia="宋体" w:cs="Times New Roman"/>
+          <w:kern w:val="0"/>
+          <w:sz w:val="24"/>
+          <w:szCs w:val="24"/>
+          <w:lang w:val="en-US" w:eastAsia="zh-CN" w:bidi="ar"/>
+          <w:woUserID w:val="1"/>
+        </w:rPr>
+        <w:t>GPU</w:t>
+      </w:r>
+      <w:r>
+        <w:rPr>
+          <w:rFonts w:hint="eastAsia" w:ascii="宋体" w:hAnsi="宋体" w:eastAsia="宋体" w:cs="宋体"/>
+          <w:kern w:val="0"/>
+          <w:sz w:val="24"/>
+          <w:szCs w:val="24"/>
+          <w:lang w:val="en-US" w:eastAsia="zh-CN" w:bidi="ar"/>
+          <w:woUserID w:val="1"/>
+        </w:rPr>
+        <w:t>与功率容量、区域间时延、逐时电价和碳强度、新能源出力以及储能参数。主决策时段为第</w:t>
+      </w:r>
+      <w:r>
+        <w:rPr>
+          <w:rFonts w:hint="default" w:ascii="Times New Roman" w:hAnsi="Times New Roman" w:eastAsia="宋体" w:cs="Times New Roman"/>
+          <w:kern w:val="0"/>
+          <w:sz w:val="24"/>
+          <w:szCs w:val="24"/>
+          <w:lang w:val="en-US" w:eastAsia="zh-CN" w:bidi="ar"/>
+          <w:woUserID w:val="1"/>
+        </w:rPr>
+        <w:t>0—2399</w:t>
+      </w:r>
+      <w:r>
+        <w:rPr>
+          <w:rFonts w:hint="eastAsia" w:ascii="宋体" w:hAnsi="宋体" w:eastAsia="宋体" w:cs="宋体"/>
+          <w:kern w:val="0"/>
+          <w:sz w:val="24"/>
+          <w:szCs w:val="24"/>
+          <w:lang w:val="en-US" w:eastAsia="zh-CN" w:bidi="ar"/>
+          <w:woUserID w:val="1"/>
+        </w:rPr>
+        <w:t>小时，第</w:t>
+      </w:r>
+      <w:r>
+        <w:rPr>
+          <w:rFonts w:hint="default" w:ascii="Times New Roman" w:hAnsi="Times New Roman" w:eastAsia="宋体" w:cs="Times New Roman"/>
+          <w:kern w:val="0"/>
+          <w:sz w:val="24"/>
+          <w:szCs w:val="24"/>
+          <w:lang w:val="en-US" w:eastAsia="zh-CN" w:bidi="ar"/>
+          <w:woUserID w:val="1"/>
+        </w:rPr>
+        <w:t>2400—2405</w:t>
+      </w:r>
+      <w:r>
+        <w:rPr>
+          <w:rFonts w:hint="eastAsia" w:ascii="宋体" w:hAnsi="宋体" w:eastAsia="宋体" w:cs="宋体"/>
+          <w:kern w:val="0"/>
+          <w:sz w:val="24"/>
+          <w:szCs w:val="24"/>
+          <w:lang w:val="en-US" w:eastAsia="zh-CN" w:bidi="ar"/>
+          <w:woUserID w:val="1"/>
+        </w:rPr>
+        <w:t>小时仅用于完成此前到达的剩余任务，第</w:t>
+      </w:r>
+      <w:r>
+        <w:rPr>
+          <w:rFonts w:hint="default" w:ascii="Times New Roman" w:hAnsi="Times New Roman" w:eastAsia="宋体" w:cs="Times New Roman"/>
+          <w:kern w:val="0"/>
+          <w:sz w:val="24"/>
+          <w:szCs w:val="24"/>
+          <w:lang w:val="en-US" w:eastAsia="zh-CN" w:bidi="ar"/>
+          <w:woUserID w:val="1"/>
+        </w:rPr>
+        <w:t>2406</w:t>
+      </w:r>
+      <w:r>
+        <w:rPr>
+          <w:rFonts w:hint="eastAsia" w:ascii="宋体" w:hAnsi="宋体" w:eastAsia="宋体" w:cs="宋体"/>
+          <w:kern w:val="0"/>
+          <w:sz w:val="24"/>
+          <w:szCs w:val="24"/>
+          <w:lang w:val="en-US" w:eastAsia="zh-CN" w:bidi="ar"/>
+          <w:woUserID w:val="1"/>
+        </w:rPr>
+        <w:t>小时只结算电力与储能终态。全部任务必须保持完整且连续运行，不得拆分、抢占或执行中迁移；实时推理到达即启动，其余任务可在截止时间内平移。模型还须同时遵守</w:t>
+      </w:r>
+      <w:r>
+        <w:rPr>
+          <w:rFonts w:hint="default" w:ascii="Times New Roman" w:hAnsi="Times New Roman" w:eastAsia="宋体" w:cs="Times New Roman"/>
+          <w:kern w:val="0"/>
+          <w:sz w:val="24"/>
+          <w:szCs w:val="24"/>
+          <w:lang w:val="en-US" w:eastAsia="zh-CN" w:bidi="ar"/>
+          <w:woUserID w:val="1"/>
+        </w:rPr>
+        <w:t>GPU</w:t>
+      </w:r>
+      <w:r>
+        <w:rPr>
+          <w:rFonts w:hint="eastAsia" w:ascii="宋体" w:hAnsi="宋体" w:eastAsia="宋体" w:cs="宋体"/>
+          <w:kern w:val="0"/>
+          <w:sz w:val="24"/>
+          <w:szCs w:val="24"/>
+          <w:lang w:val="en-US" w:eastAsia="zh-CN" w:bidi="ar"/>
+          <w:woUserID w:val="1"/>
+        </w:rPr>
+        <w:t>、</w:t>
+      </w:r>
+      <w:r>
+        <w:rPr>
+          <w:rFonts w:hint="default" w:ascii="Times New Roman" w:hAnsi="Times New Roman" w:eastAsia="宋体" w:cs="Times New Roman"/>
+          <w:kern w:val="0"/>
+          <w:sz w:val="24"/>
+          <w:szCs w:val="24"/>
+          <w:lang w:val="en-US" w:eastAsia="zh-CN" w:bidi="ar"/>
+          <w:woUserID w:val="1"/>
+        </w:rPr>
+        <w:t>IT</w:t>
+      </w:r>
+      <w:r>
+        <w:rPr>
+          <w:rFonts w:hint="eastAsia" w:ascii="宋体" w:hAnsi="宋体" w:eastAsia="宋体" w:cs="宋体"/>
+          <w:kern w:val="0"/>
+          <w:sz w:val="24"/>
+          <w:szCs w:val="24"/>
+          <w:lang w:val="en-US" w:eastAsia="zh-CN" w:bidi="ar"/>
+          <w:woUserID w:val="1"/>
+        </w:rPr>
+        <w:t>功率、设施功率、通信时延、区域购售电和储能</w:t>
+      </w:r>
+      <w:r>
+        <w:rPr>
+          <w:rFonts w:hint="default" w:ascii="Times New Roman" w:hAnsi="Times New Roman" w:eastAsia="宋体" w:cs="Times New Roman"/>
+          <w:kern w:val="0"/>
+          <w:sz w:val="24"/>
+          <w:szCs w:val="24"/>
+          <w:lang w:val="en-US" w:eastAsia="zh-CN" w:bidi="ar"/>
+          <w:woUserID w:val="1"/>
+        </w:rPr>
+        <w:t>SOC</w:t>
+      </w:r>
+      <w:r>
+        <w:rPr>
+          <w:rFonts w:hint="eastAsia" w:ascii="宋体" w:hAnsi="宋体" w:eastAsia="宋体" w:cs="宋体"/>
+          <w:kern w:val="0"/>
+          <w:sz w:val="24"/>
+          <w:szCs w:val="24"/>
+          <w:lang w:val="en-US" w:eastAsia="zh-CN" w:bidi="ar"/>
+          <w:woUserID w:val="1"/>
+        </w:rPr>
+        <w:t>等硬约束。</w:t>
+      </w:r>
+    </w:p>
+    <w:p>
+      <w:pPr>
+        <w:keepNext w:val="0"/>
+        <w:keepLines w:val="0"/>
+        <w:widowControl w:val="0"/>
+        <w:suppressLineNumbers w:val="0"/>
+        <w:spacing w:before="0" w:beforeAutospacing="0" w:after="0" w:afterAutospacing="0" w:line="336" w:lineRule="auto"/>
+        <w:ind w:left="0" w:right="0" w:firstLine="480"/>
+        <w:jc w:val="both"/>
+        <w:rPr>
+          <w:rFonts w:hint="default" w:ascii="Times New Roman" w:hAnsi="Times New Roman" w:eastAsia="宋体" w:cs="Times New Roman"/>
+          <w:sz w:val="24"/>
+          <w:szCs w:val="24"/>
+          <w:woUserID w:val="1"/>
+        </w:rPr>
+      </w:pPr>
+      <w:r>
+        <w:rPr>
+          <w:rFonts w:hint="eastAsia" w:ascii="宋体" w:hAnsi="宋体" w:eastAsia="宋体" w:cs="宋体"/>
+          <w:kern w:val="0"/>
+          <w:sz w:val="24"/>
+          <w:szCs w:val="24"/>
+          <w:lang w:val="en-US" w:eastAsia="zh-CN" w:bidi="ar"/>
+          <w:woUserID w:val="1"/>
+        </w:rPr>
+        <w:t>围绕</w:t>
+      </w:r>
+      <w:r>
+        <w:rPr>
+          <w:rFonts w:hint="default" w:ascii="Times New Roman" w:hAnsi="Times New Roman" w:eastAsia="宋体" w:cs="Times New Roman"/>
+          <w:kern w:val="0"/>
+          <w:sz w:val="24"/>
+          <w:szCs w:val="24"/>
+          <w:lang w:val="en-US" w:eastAsia="zh-CN" w:bidi="ar"/>
+          <w:woUserID w:val="1"/>
+        </w:rPr>
+        <w:t>“</w:t>
+      </w:r>
+      <w:r>
+        <w:rPr>
+          <w:rFonts w:hint="eastAsia" w:ascii="宋体" w:hAnsi="宋体" w:eastAsia="宋体" w:cs="宋体"/>
+          <w:kern w:val="0"/>
+          <w:sz w:val="24"/>
+          <w:szCs w:val="24"/>
+          <w:lang w:val="en-US" w:eastAsia="zh-CN" w:bidi="ar"/>
+          <w:woUserID w:val="1"/>
+        </w:rPr>
+        <w:t>预测是否可靠、排程是否可行、综合方案是否优越</w:t>
+      </w:r>
+      <w:r>
+        <w:rPr>
+          <w:rFonts w:hint="default" w:ascii="Times New Roman" w:hAnsi="Times New Roman" w:eastAsia="宋体" w:cs="Times New Roman"/>
+          <w:kern w:val="0"/>
+          <w:sz w:val="24"/>
+          <w:szCs w:val="24"/>
+          <w:lang w:val="en-US" w:eastAsia="zh-CN" w:bidi="ar"/>
+          <w:woUserID w:val="1"/>
+        </w:rPr>
+        <w:t>”</w:t>
+      </w:r>
+      <w:r>
+        <w:rPr>
+          <w:rFonts w:hint="eastAsia" w:ascii="宋体" w:hAnsi="宋体" w:eastAsia="宋体" w:cs="宋体"/>
+          <w:kern w:val="0"/>
+          <w:sz w:val="24"/>
+          <w:szCs w:val="24"/>
+          <w:lang w:val="en-US" w:eastAsia="zh-CN" w:bidi="ar"/>
+          <w:woUserID w:val="1"/>
+        </w:rPr>
+        <w:t>三个层次，将原任务归并为以下三个相互衔接的子问题。</w:t>
+      </w:r>
+    </w:p>
+    <w:p>
+      <w:pPr>
+        <w:keepNext w:val="0"/>
+        <w:keepLines w:val="0"/>
+        <w:widowControl w:val="0"/>
+        <w:suppressLineNumbers w:val="0"/>
+        <w:spacing w:before="0" w:beforeAutospacing="0" w:after="0" w:afterAutospacing="0" w:line="336" w:lineRule="auto"/>
+        <w:ind w:left="0" w:right="0" w:firstLine="480"/>
+        <w:jc w:val="both"/>
+        <w:rPr>
+          <w:rFonts w:hint="default" w:ascii="Times New Roman" w:hAnsi="Times New Roman" w:eastAsia="宋体" w:cs="Times New Roman"/>
+          <w:sz w:val="24"/>
+          <w:szCs w:val="24"/>
+          <w:woUserID w:val="1"/>
+        </w:rPr>
+      </w:pPr>
+      <w:r>
+        <w:rPr>
+          <w:rFonts w:hint="default" w:ascii="黑体" w:hAnsi="宋体" w:eastAsia="黑体" w:cs="黑体"/>
+          <w:b/>
+          <w:bCs w:val="0"/>
+          <w:kern w:val="0"/>
+          <w:sz w:val="24"/>
+          <w:szCs w:val="24"/>
+          <w:lang w:val="en-US" w:eastAsia="zh-CN" w:bidi="ar"/>
+          <w:woUserID w:val="1"/>
+        </w:rPr>
+        <w:t>问题一：算力需求预测与基础排程。</w:t>
+      </w:r>
+      <w:r>
+        <w:rPr>
+          <w:rFonts w:hint="eastAsia" w:ascii="宋体" w:hAnsi="宋体" w:eastAsia="宋体" w:cs="宋体"/>
+          <w:kern w:val="0"/>
+          <w:sz w:val="24"/>
+          <w:szCs w:val="24"/>
+          <w:lang w:val="en-US" w:eastAsia="zh-CN" w:bidi="ar"/>
+          <w:woUserID w:val="1"/>
+        </w:rPr>
+        <w:t>首先按来源区域和任务类型分析到达数量、</w:t>
+      </w:r>
+      <w:r>
+        <w:rPr>
+          <w:rFonts w:hint="default" w:ascii="Times New Roman" w:hAnsi="Times New Roman" w:eastAsia="宋体" w:cs="Times New Roman"/>
+          <w:kern w:val="0"/>
+          <w:sz w:val="24"/>
+          <w:szCs w:val="24"/>
+          <w:lang w:val="en-US" w:eastAsia="zh-CN" w:bidi="ar"/>
+          <w:woUserID w:val="1"/>
+        </w:rPr>
+        <w:t>GPU</w:t>
+      </w:r>
+      <w:r>
+        <w:rPr>
+          <w:rFonts w:hint="eastAsia" w:ascii="宋体" w:hAnsi="宋体" w:eastAsia="宋体" w:cs="宋体"/>
+          <w:kern w:val="0"/>
+          <w:sz w:val="24"/>
+          <w:szCs w:val="24"/>
+          <w:lang w:val="en-US" w:eastAsia="zh-CN" w:bidi="ar"/>
+          <w:woUserID w:val="1"/>
+        </w:rPr>
+        <w:t>规模、持续时间及周期性，以逐小时</w:t>
+      </w:r>
+      <w:r>
+        <w:rPr>
+          <w:rFonts w:hint="default" w:ascii="Times New Roman" w:hAnsi="Times New Roman" w:eastAsia="宋体" w:cs="Times New Roman"/>
+          <w:kern w:val="0"/>
+          <w:sz w:val="24"/>
+          <w:szCs w:val="24"/>
+          <w:lang w:val="en-US" w:eastAsia="zh-CN" w:bidi="ar"/>
+          <w:woUserID w:val="1"/>
+        </w:rPr>
+        <w:t>GPU</w:t>
+      </w:r>
+      <w:r>
+        <w:rPr>
+          <w:rFonts w:hint="eastAsia" w:ascii="宋体" w:hAnsi="宋体" w:eastAsia="宋体" w:cs="宋体"/>
+          <w:kern w:val="0"/>
+          <w:sz w:val="24"/>
+          <w:szCs w:val="24"/>
+          <w:lang w:val="en-US" w:eastAsia="zh-CN" w:bidi="ar"/>
+          <w:woUserID w:val="1"/>
+        </w:rPr>
+        <w:t>工作量为主要预测对象，建立并比较短期预测模型。预测部分在第</w:t>
+      </w:r>
+      <w:r>
+        <w:rPr>
+          <w:rFonts w:hint="default" w:ascii="Times New Roman" w:hAnsi="Times New Roman" w:eastAsia="宋体" w:cs="Times New Roman"/>
+          <w:kern w:val="0"/>
+          <w:sz w:val="24"/>
+          <w:szCs w:val="24"/>
+          <w:lang w:val="en-US" w:eastAsia="zh-CN" w:bidi="ar"/>
+          <w:woUserID w:val="1"/>
+        </w:rPr>
+        <w:t>2376—2399</w:t>
+      </w:r>
+      <w:r>
+        <w:rPr>
+          <w:rFonts w:hint="eastAsia" w:ascii="宋体" w:hAnsi="宋体" w:eastAsia="宋体" w:cs="宋体"/>
+          <w:kern w:val="0"/>
+          <w:sz w:val="24"/>
+          <w:szCs w:val="24"/>
+          <w:lang w:val="en-US" w:eastAsia="zh-CN" w:bidi="ar"/>
+          <w:woUserID w:val="1"/>
+        </w:rPr>
+        <w:t>小时进行样本外检验；调度部分则改用该时段真实到达的逐项任务，在容量、时延和完成期限内确定执行区域及连续开工区间。对于跨越主时域末端的任务，允许延伸至第</w:t>
+      </w:r>
+      <w:r>
+        <w:rPr>
+          <w:rFonts w:hint="default" w:ascii="Times New Roman" w:hAnsi="Times New Roman" w:eastAsia="宋体" w:cs="Times New Roman"/>
+          <w:kern w:val="0"/>
+          <w:sz w:val="24"/>
+          <w:szCs w:val="24"/>
+          <w:lang w:val="en-US" w:eastAsia="zh-CN" w:bidi="ar"/>
+          <w:woUserID w:val="1"/>
+        </w:rPr>
+        <w:t>2400—2405</w:t>
+      </w:r>
+      <w:r>
+        <w:rPr>
+          <w:rFonts w:hint="eastAsia" w:ascii="宋体" w:hAnsi="宋体" w:eastAsia="宋体" w:cs="宋体"/>
+          <w:kern w:val="0"/>
+          <w:sz w:val="24"/>
+          <w:szCs w:val="24"/>
+          <w:lang w:val="en-US" w:eastAsia="zh-CN" w:bidi="ar"/>
+          <w:woUserID w:val="1"/>
+        </w:rPr>
+        <w:t>小时但必须在</w:t>
+      </w:r>
+      <w:r>
+        <w:rPr>
+          <w:rFonts w:hint="default" w:ascii="Times New Roman" w:hAnsi="Times New Roman" w:eastAsia="宋体" w:cs="Times New Roman"/>
+          <w:kern w:val="0"/>
+          <w:sz w:val="24"/>
+          <w:szCs w:val="24"/>
+          <w:lang w:val="en-US" w:eastAsia="zh-CN" w:bidi="ar"/>
+          <w:woUserID w:val="1"/>
+        </w:rPr>
+        <w:t>2406</w:t>
+      </w:r>
+      <w:r>
+        <w:rPr>
+          <w:rFonts w:hint="eastAsia" w:ascii="宋体" w:hAnsi="宋体" w:eastAsia="宋体" w:cs="宋体"/>
+          <w:kern w:val="0"/>
+          <w:sz w:val="24"/>
+          <w:szCs w:val="24"/>
+          <w:lang w:val="en-US" w:eastAsia="zh-CN" w:bidi="ar"/>
+          <w:woUserID w:val="1"/>
+        </w:rPr>
+        <w:t>前清空，并以调度清单、甘特图和区域逐时</w:t>
+      </w:r>
+      <w:r>
+        <w:rPr>
+          <w:rFonts w:hint="default" w:ascii="Times New Roman" w:hAnsi="Times New Roman" w:eastAsia="宋体" w:cs="Times New Roman"/>
+          <w:kern w:val="0"/>
+          <w:sz w:val="24"/>
+          <w:szCs w:val="24"/>
+          <w:lang w:val="en-US" w:eastAsia="zh-CN" w:bidi="ar"/>
+          <w:woUserID w:val="1"/>
+        </w:rPr>
+        <w:t>GPU</w:t>
+      </w:r>
+      <w:r>
+        <w:rPr>
+          <w:rFonts w:hint="eastAsia" w:ascii="宋体" w:hAnsi="宋体" w:eastAsia="宋体" w:cs="宋体"/>
+          <w:kern w:val="0"/>
+          <w:sz w:val="24"/>
+          <w:szCs w:val="24"/>
+          <w:lang w:val="en-US" w:eastAsia="zh-CN" w:bidi="ar"/>
+          <w:woUserID w:val="1"/>
+        </w:rPr>
+        <w:t>利用率验证方案的可执行性。</w:t>
+      </w:r>
+    </w:p>
+    <w:p>
+      <w:pPr>
+        <w:keepNext w:val="0"/>
+        <w:keepLines w:val="0"/>
+        <w:widowControl w:val="0"/>
+        <w:suppressLineNumbers w:val="0"/>
+        <w:spacing w:before="0" w:beforeAutospacing="0" w:after="0" w:afterAutospacing="0" w:line="336" w:lineRule="auto"/>
+        <w:ind w:left="0" w:right="0" w:firstLine="480"/>
+        <w:jc w:val="both"/>
+        <w:rPr>
+          <w:rFonts w:hint="default" w:ascii="Times New Roman" w:hAnsi="Times New Roman" w:eastAsia="宋体" w:cs="Times New Roman"/>
+          <w:sz w:val="24"/>
+          <w:szCs w:val="24"/>
+          <w:woUserID w:val="1"/>
+        </w:rPr>
+      </w:pPr>
+      <w:r>
+        <w:rPr>
+          <w:rFonts w:hint="default" w:ascii="黑体" w:hAnsi="宋体" w:eastAsia="黑体" w:cs="黑体"/>
+          <w:b/>
+          <w:bCs w:val="0"/>
+          <w:kern w:val="0"/>
+          <w:sz w:val="24"/>
+          <w:szCs w:val="24"/>
+          <w:lang w:val="en-US" w:eastAsia="zh-CN" w:bidi="ar"/>
+          <w:woUserID w:val="1"/>
+        </w:rPr>
+        <w:t>问题二：碳感知迁移与储能协同的分层决策。</w:t>
+      </w:r>
+      <w:r>
+        <w:rPr>
+          <w:rFonts w:hint="eastAsia" w:ascii="宋体" w:hAnsi="宋体" w:eastAsia="宋体" w:cs="宋体"/>
+          <w:kern w:val="0"/>
+          <w:sz w:val="24"/>
+          <w:szCs w:val="24"/>
+          <w:lang w:val="en-US" w:eastAsia="zh-CN" w:bidi="ar"/>
+          <w:woUserID w:val="1"/>
+        </w:rPr>
+        <w:t>先以全时域真实任务和逐时能源参数为输入，将任务去向与开工时刻联动优化，依据统一功率映射和</w:t>
+      </w:r>
+      <w:r>
+        <w:rPr>
+          <w:rFonts w:hint="default" w:ascii="Times New Roman" w:hAnsi="Times New Roman" w:eastAsia="宋体" w:cs="Times New Roman"/>
+          <w:kern w:val="0"/>
+          <w:sz w:val="24"/>
+          <w:szCs w:val="24"/>
+          <w:lang w:val="en-US" w:eastAsia="zh-CN" w:bidi="ar"/>
+          <w:woUserID w:val="1"/>
+        </w:rPr>
+        <w:t>PUE</w:t>
+      </w:r>
+      <w:r>
+        <w:rPr>
+          <w:rFonts w:hint="eastAsia" w:ascii="宋体" w:hAnsi="宋体" w:eastAsia="宋体" w:cs="宋体"/>
+          <w:kern w:val="0"/>
+          <w:sz w:val="24"/>
+          <w:szCs w:val="24"/>
+          <w:lang w:val="en-US" w:eastAsia="zh-CN" w:bidi="ar"/>
+          <w:woUserID w:val="1"/>
+        </w:rPr>
+        <w:t>计算设施负荷，评价成本、购电碳排、迁移时延和新能源消纳。随后在题设给定的基准</w:t>
+      </w:r>
+      <w:r>
+        <w:rPr>
+          <w:rFonts w:hint="default" w:ascii="Times New Roman" w:hAnsi="Times New Roman" w:eastAsia="宋体" w:cs="Times New Roman"/>
+          <w:kern w:val="0"/>
+          <w:sz w:val="24"/>
+          <w:szCs w:val="24"/>
+          <w:lang w:val="en-US" w:eastAsia="zh-CN" w:bidi="ar"/>
+          <w:woUserID w:val="1"/>
+        </w:rPr>
+        <w:t>AI</w:t>
+      </w:r>
+      <w:r>
+        <w:rPr>
+          <w:rFonts w:hint="eastAsia" w:ascii="宋体" w:hAnsi="宋体" w:eastAsia="宋体" w:cs="宋体"/>
+          <w:kern w:val="0"/>
+          <w:sz w:val="24"/>
+          <w:szCs w:val="24"/>
+          <w:lang w:val="en-US" w:eastAsia="zh-CN" w:bidi="ar"/>
+          <w:woUserID w:val="1"/>
+        </w:rPr>
+        <w:t>负荷与非</w:t>
+      </w:r>
+      <w:r>
+        <w:rPr>
+          <w:rFonts w:hint="default" w:ascii="Times New Roman" w:hAnsi="Times New Roman" w:eastAsia="宋体" w:cs="Times New Roman"/>
+          <w:kern w:val="0"/>
+          <w:sz w:val="24"/>
+          <w:szCs w:val="24"/>
+          <w:lang w:val="en-US" w:eastAsia="zh-CN" w:bidi="ar"/>
+          <w:woUserID w:val="1"/>
+        </w:rPr>
+        <w:t>AI</w:t>
+      </w:r>
+      <w:r>
+        <w:rPr>
+          <w:rFonts w:hint="eastAsia" w:ascii="宋体" w:hAnsi="宋体" w:eastAsia="宋体" w:cs="宋体"/>
+          <w:kern w:val="0"/>
+          <w:sz w:val="24"/>
+          <w:szCs w:val="24"/>
+          <w:lang w:val="en-US" w:eastAsia="zh-CN" w:bidi="ar"/>
+          <w:woUserID w:val="1"/>
+        </w:rPr>
+        <w:t>负荷上固定任务安排，仅调整储能充放电、购售电及新能源分配，使</w:t>
+      </w:r>
+      <w:r>
+        <w:rPr>
+          <w:rFonts w:hint="default" w:ascii="Times New Roman" w:hAnsi="Times New Roman" w:eastAsia="宋体" w:cs="Times New Roman"/>
+          <w:kern w:val="0"/>
+          <w:sz w:val="24"/>
+          <w:szCs w:val="24"/>
+          <w:lang w:val="en-US" w:eastAsia="zh-CN" w:bidi="ar"/>
+          <w:woUserID w:val="1"/>
+        </w:rPr>
+        <w:t>SOC</w:t>
+      </w:r>
+      <w:r>
+        <w:rPr>
+          <w:rFonts w:hint="eastAsia" w:ascii="宋体" w:hAnsi="宋体" w:eastAsia="宋体" w:cs="宋体"/>
+          <w:kern w:val="0"/>
+          <w:sz w:val="24"/>
+          <w:szCs w:val="24"/>
+          <w:lang w:val="en-US" w:eastAsia="zh-CN" w:bidi="ar"/>
+          <w:woUserID w:val="1"/>
+        </w:rPr>
+        <w:t>递推、效率、功率上限和终端电量均满足要求。通过这一分层设计，可区分</w:t>
+      </w:r>
+      <w:r>
+        <w:rPr>
+          <w:rFonts w:hint="default" w:ascii="Times New Roman" w:hAnsi="Times New Roman" w:eastAsia="宋体" w:cs="Times New Roman"/>
+          <w:kern w:val="0"/>
+          <w:sz w:val="24"/>
+          <w:szCs w:val="24"/>
+          <w:lang w:val="en-US" w:eastAsia="zh-CN" w:bidi="ar"/>
+          <w:woUserID w:val="1"/>
+        </w:rPr>
+        <w:t>“</w:t>
+      </w:r>
+      <w:r>
+        <w:rPr>
+          <w:rFonts w:hint="eastAsia" w:ascii="宋体" w:hAnsi="宋体" w:eastAsia="宋体" w:cs="宋体"/>
+          <w:kern w:val="0"/>
+          <w:sz w:val="24"/>
+          <w:szCs w:val="24"/>
+          <w:lang w:val="en-US" w:eastAsia="zh-CN" w:bidi="ar"/>
+          <w:woUserID w:val="1"/>
+        </w:rPr>
+        <w:t>算力迁移带来的收益</w:t>
+      </w:r>
+      <w:r>
+        <w:rPr>
+          <w:rFonts w:hint="default" w:ascii="Times New Roman" w:hAnsi="Times New Roman" w:eastAsia="宋体" w:cs="Times New Roman"/>
+          <w:kern w:val="0"/>
+          <w:sz w:val="24"/>
+          <w:szCs w:val="24"/>
+          <w:lang w:val="en-US" w:eastAsia="zh-CN" w:bidi="ar"/>
+          <w:woUserID w:val="1"/>
+        </w:rPr>
+        <w:t>”</w:t>
+      </w:r>
+      <w:r>
+        <w:rPr>
+          <w:rFonts w:hint="eastAsia" w:ascii="宋体" w:hAnsi="宋体" w:eastAsia="宋体" w:cs="宋体"/>
+          <w:kern w:val="0"/>
+          <w:sz w:val="24"/>
+          <w:szCs w:val="24"/>
+          <w:lang w:val="en-US" w:eastAsia="zh-CN" w:bidi="ar"/>
+          <w:woUserID w:val="1"/>
+        </w:rPr>
+        <w:t>与</w:t>
+      </w:r>
+      <w:r>
+        <w:rPr>
+          <w:rFonts w:hint="default" w:ascii="Times New Roman" w:hAnsi="Times New Roman" w:eastAsia="宋体" w:cs="Times New Roman"/>
+          <w:kern w:val="0"/>
+          <w:sz w:val="24"/>
+          <w:szCs w:val="24"/>
+          <w:lang w:val="en-US" w:eastAsia="zh-CN" w:bidi="ar"/>
+          <w:woUserID w:val="1"/>
+        </w:rPr>
+        <w:t>“</w:t>
+      </w:r>
+      <w:r>
+        <w:rPr>
+          <w:rFonts w:hint="eastAsia" w:ascii="宋体" w:hAnsi="宋体" w:eastAsia="宋体" w:cs="宋体"/>
+          <w:kern w:val="0"/>
+          <w:sz w:val="24"/>
+          <w:szCs w:val="24"/>
+          <w:lang w:val="en-US" w:eastAsia="zh-CN" w:bidi="ar"/>
+          <w:woUserID w:val="1"/>
+        </w:rPr>
+        <w:t>储能调节带来的增量收益</w:t>
+      </w:r>
+      <w:r>
+        <w:rPr>
+          <w:rFonts w:hint="default" w:ascii="Times New Roman" w:hAnsi="Times New Roman" w:eastAsia="宋体" w:cs="Times New Roman"/>
+          <w:kern w:val="0"/>
+          <w:sz w:val="24"/>
+          <w:szCs w:val="24"/>
+          <w:lang w:val="en-US" w:eastAsia="zh-CN" w:bidi="ar"/>
+          <w:woUserID w:val="1"/>
+        </w:rPr>
+        <w:t>”</w:t>
+      </w:r>
+      <w:r>
+        <w:rPr>
+          <w:rFonts w:hint="eastAsia" w:ascii="宋体" w:hAnsi="宋体" w:eastAsia="宋体" w:cs="宋体"/>
+          <w:kern w:val="0"/>
+          <w:sz w:val="24"/>
+          <w:szCs w:val="24"/>
+          <w:lang w:val="en-US" w:eastAsia="zh-CN" w:bidi="ar"/>
+          <w:woUserID w:val="1"/>
+        </w:rPr>
+        <w:t>，并比较两者对费用、排放、峰值净购电和负荷平滑度的不同贡献。</w:t>
+      </w:r>
+    </w:p>
+    <w:p>
+      <w:pPr>
+        <w:keepNext w:val="0"/>
+        <w:keepLines w:val="0"/>
+        <w:widowControl w:val="0"/>
+        <w:suppressLineNumbers w:val="0"/>
+        <w:spacing w:before="0" w:beforeAutospacing="0" w:after="0" w:afterAutospacing="0" w:line="336" w:lineRule="auto"/>
+        <w:ind w:left="0" w:right="0" w:firstLine="480"/>
+        <w:jc w:val="both"/>
+        <w:rPr>
+          <w:rFonts w:hint="default" w:ascii="Times New Roman" w:hAnsi="Times New Roman" w:eastAsia="宋体" w:cs="Times New Roman"/>
+          <w:sz w:val="24"/>
+          <w:szCs w:val="24"/>
+          <w:woUserID w:val="1"/>
+        </w:rPr>
+      </w:pPr>
+      <w:r>
+        <w:rPr>
+          <w:rFonts w:hint="default" w:ascii="黑体" w:hAnsi="宋体" w:eastAsia="黑体" w:cs="黑体"/>
+          <w:b/>
+          <w:bCs w:val="0"/>
+          <w:kern w:val="0"/>
+          <w:sz w:val="24"/>
+          <w:szCs w:val="24"/>
+          <w:lang w:val="en-US" w:eastAsia="zh-CN" w:bidi="ar"/>
+          <w:woUserID w:val="1"/>
+        </w:rPr>
+        <w:t>问题三：算</w:t>
+      </w:r>
+      <w:r>
+        <w:rPr>
+          <w:rFonts w:hint="default" w:ascii="Times New Roman" w:hAnsi="Times New Roman" w:eastAsia="黑体" w:cs="Times New Roman"/>
+          <w:b/>
+          <w:bCs w:val="0"/>
+          <w:kern w:val="0"/>
+          <w:sz w:val="24"/>
+          <w:szCs w:val="24"/>
+          <w:lang w:val="en-US" w:eastAsia="zh-CN" w:bidi="ar"/>
+          <w:woUserID w:val="1"/>
+        </w:rPr>
+        <w:t>—</w:t>
+      </w:r>
+      <w:r>
+        <w:rPr>
+          <w:rFonts w:hint="default" w:ascii="黑体" w:hAnsi="宋体" w:eastAsia="黑体" w:cs="黑体"/>
+          <w:b/>
+          <w:bCs w:val="0"/>
+          <w:kern w:val="0"/>
+          <w:sz w:val="24"/>
+          <w:szCs w:val="24"/>
+          <w:lang w:val="en-US" w:eastAsia="zh-CN" w:bidi="ar"/>
+          <w:woUserID w:val="1"/>
+        </w:rPr>
+        <w:t>储</w:t>
+      </w:r>
+      <w:r>
+        <w:rPr>
+          <w:rFonts w:hint="default" w:ascii="Times New Roman" w:hAnsi="Times New Roman" w:eastAsia="黑体" w:cs="Times New Roman"/>
+          <w:b/>
+          <w:bCs w:val="0"/>
+          <w:kern w:val="0"/>
+          <w:sz w:val="24"/>
+          <w:szCs w:val="24"/>
+          <w:lang w:val="en-US" w:eastAsia="zh-CN" w:bidi="ar"/>
+          <w:woUserID w:val="1"/>
+        </w:rPr>
+        <w:t>—</w:t>
+      </w:r>
+      <w:r>
+        <w:rPr>
+          <w:rFonts w:hint="default" w:ascii="黑体" w:hAnsi="宋体" w:eastAsia="黑体" w:cs="黑体"/>
+          <w:b/>
+          <w:bCs w:val="0"/>
+          <w:kern w:val="0"/>
+          <w:sz w:val="24"/>
+          <w:szCs w:val="24"/>
+          <w:lang w:val="en-US" w:eastAsia="zh-CN" w:bidi="ar"/>
+          <w:woUserID w:val="1"/>
+        </w:rPr>
+        <w:t>电联合优化与情景评估。</w:t>
+      </w:r>
+      <w:r>
+        <w:rPr>
+          <w:rFonts w:hint="eastAsia" w:ascii="宋体" w:hAnsi="宋体" w:eastAsia="宋体" w:cs="宋体"/>
+          <w:kern w:val="0"/>
+          <w:sz w:val="24"/>
+          <w:szCs w:val="24"/>
+          <w:lang w:val="en-US" w:eastAsia="zh-CN" w:bidi="ar"/>
+          <w:woUserID w:val="1"/>
+        </w:rPr>
+        <w:t>在统一模型中同时选择任务执行区域、开工时段、储能动作、新能源用途以及电网购售电量，以系统费用和碳排放最小、网络与违约代价可控、新能源利用率提高、区域峰值净购电降低为综合目标。通过权重法或</w:t>
+      </w:r>
+      <w:r>
+        <w:rPr>
+          <w:rFonts w:hint="default" w:ascii="Times New Roman" w:hAnsi="Times New Roman" w:eastAsia="宋体" w:cs="Times New Roman"/>
+          <w:kern w:val="0"/>
+          <w:sz w:val="24"/>
+          <w:szCs w:val="24"/>
+          <w:lang w:val="en-US" w:eastAsia="zh-CN" w:bidi="ar"/>
+          <w:woUserID w:val="1"/>
+        </w:rPr>
+        <w:t>Pareto</w:t>
+      </w:r>
+      <w:r>
+        <w:rPr>
+          <w:rFonts w:hint="eastAsia" w:ascii="宋体" w:hAnsi="宋体" w:eastAsia="宋体" w:cs="宋体"/>
+          <w:kern w:val="0"/>
+          <w:sz w:val="24"/>
+          <w:szCs w:val="24"/>
+          <w:lang w:val="en-US" w:eastAsia="zh-CN" w:bidi="ar"/>
+          <w:woUserID w:val="1"/>
+        </w:rPr>
+        <w:t>方法刻画目标冲突，并分别改变碳约束强度、电价结构及新能源波动幅度，考察任务流向、储能轨迹和关键指标的敏感性，从而识别在不同政策与供能条件下仍保持可行和稳定的调度策略。</w:t>
+      </w:r>
+    </w:p>
+    <w:p>
+      <w:pPr>
+        <w:rPr>
+          <w:rFonts w:hint="eastAsia"/>
+          <w:lang w:val="en-US" w:eastAsia="zh-CN"/>
+        </w:rPr>
+      </w:pPr>
     </w:p>
     <w:p>
       <w:pPr>
@@ -112,12 +1294,70 @@
           <w:lang w:val="en-US" w:eastAsia="zh-CN"/>
         </w:rPr>
       </w:pPr>
-      <w:r>
-        <w:rPr>
-          <w:rFonts w:hint="eastAsia"/>
-          <w:lang w:val="en-US" w:eastAsia="zh-CN"/>
-        </w:rPr>
-        <w:t>问题重述</w:t>
+      <w:bookmarkStart w:id="0" w:name="_Toc28431"/>
+      <w:bookmarkStart w:id="1" w:name="_Toc57576278"/>
+      <w:r>
+        <w:rPr>
+          <w:rFonts w:hint="eastAsia"/>
+          <w:lang w:val="en-US" w:eastAsia="zh-CN"/>
+        </w:rPr>
+        <w:t>问题分析</w:t>
+      </w:r>
+      <w:bookmarkEnd w:id="0"/>
+      <w:bookmarkEnd w:id="1"/>
+    </w:p>
+    <w:p>
+      <w:pPr>
+        <w:pStyle w:val="3"/>
+        <w:bidi w:val="0"/>
+        <w:ind w:left="0" w:leftChars="0" w:firstLine="0" w:firstLineChars="0"/>
+        <w:rPr>
+          <w:rFonts w:hint="default"/>
+          <w:lang w:val="en-US" w:eastAsia="zh-CN"/>
+        </w:rPr>
+      </w:pPr>
+      <w:r>
+        <w:rPr>
+          <w:rFonts w:hint="eastAsia"/>
+          <w:lang w:val="en-US" w:eastAsia="zh-CN"/>
+        </w:rPr>
+        <w:t>问题一的分析</w:t>
+      </w:r>
+    </w:p>
+    <w:p>
+      <w:pPr>
+        <w:pStyle w:val="3"/>
+        <w:bidi w:val="0"/>
+        <w:ind w:left="0" w:leftChars="0" w:firstLine="0" w:firstLineChars="0"/>
+        <w:rPr>
+          <w:rFonts w:hint="default"/>
+          <w:lang w:val="en-US" w:eastAsia="zh-CN"/>
+        </w:rPr>
+      </w:pPr>
+      <w:r>
+        <w:rPr>
+          <w:rFonts w:hint="eastAsia"/>
+          <w:lang w:val="en-US" w:eastAsia="zh-CN"/>
+        </w:rPr>
+        <w:t>问题二的分析</w:t>
+      </w:r>
+    </w:p>
+    <w:p>
+      <w:pPr>
+        <w:pStyle w:val="3"/>
+        <w:bidi w:val="0"/>
+        <w:ind w:left="0" w:leftChars="0" w:firstLine="0" w:firstLineChars="0"/>
+        <w:rPr>
+          <w:rFonts w:hint="eastAsia"/>
+          <w:lang w:val="en-US" w:eastAsia="zh-CN"/>
+        </w:rPr>
+      </w:pPr>
+      <w:r>
+        <w:rPr>
+          <w:rFonts w:hint="eastAsia"/>
+          <w:lang w:val="en-US" w:eastAsia="zh-CN"/>
+        </w:rPr>
+        <w:t>问题三的分析</w:t>
       </w:r>
     </w:p>
     <w:p>
@@ -130,139 +1370,63 @@
           <w:lang w:val="en-US" w:eastAsia="zh-CN"/>
         </w:rPr>
       </w:pPr>
-      <w:bookmarkStart w:id="0" w:name="_Toc28431"/>
-      <w:bookmarkStart w:id="1" w:name="_Toc57576278"/>
-      <w:r>
-        <w:rPr>
-          <w:rFonts w:hint="eastAsia"/>
-          <w:lang w:val="en-US" w:eastAsia="zh-CN"/>
-        </w:rPr>
-        <w:t>问题分析</w:t>
-      </w:r>
-      <w:bookmarkEnd w:id="0"/>
-      <w:bookmarkEnd w:id="1"/>
+      <w:bookmarkStart w:id="2" w:name="_Toc57576281"/>
+      <w:bookmarkStart w:id="3" w:name="_Toc22007"/>
+      <w:r>
+        <w:rPr>
+          <w:rFonts w:hint="eastAsia"/>
+          <w:lang w:val="en-US" w:eastAsia="zh-CN"/>
+        </w:rPr>
+        <w:t>模型假设</w:t>
+      </w:r>
+      <w:bookmarkEnd w:id="2"/>
+      <w:bookmarkEnd w:id="3"/>
+    </w:p>
+    <w:p>
+      <w:pPr>
+        <w:pStyle w:val="2"/>
+        <w:bidi w:val="0"/>
+        <w:ind w:left="0" w:leftChars="0" w:firstLine="0" w:firstLineChars="0"/>
+        <w:rPr>
+          <w:rFonts w:hint="eastAsia"/>
+          <w:lang w:val="en-US" w:eastAsia="zh-CN"/>
+        </w:rPr>
+      </w:pPr>
+      <w:r>
+        <w:rPr>
+          <w:rFonts w:hint="eastAsia"/>
+          <w:lang w:val="en-US" w:eastAsia="zh-CN"/>
+        </w:rPr>
+        <w:t>符号说明</w:t>
+      </w:r>
+    </w:p>
+    <w:p>
+      <w:pPr>
+        <w:pStyle w:val="2"/>
+        <w:bidi w:val="0"/>
+        <w:ind w:left="0" w:leftChars="0" w:firstLine="0" w:firstLineChars="0"/>
+        <w:rPr>
+          <w:rFonts w:hint="eastAsia"/>
+          <w:lang w:val="en-US" w:eastAsia="zh-CN"/>
+        </w:rPr>
+      </w:pPr>
+      <w:bookmarkStart w:id="4" w:name="_Toc57576283"/>
+      <w:bookmarkStart w:id="5" w:name="_Toc28934"/>
+      <w:r>
+        <w:rPr>
+          <w:rFonts w:hint="eastAsia"/>
+          <w:lang w:val="en-US" w:eastAsia="zh-CN"/>
+        </w:rPr>
+        <w:t>模型建立与求解</w:t>
+      </w:r>
+      <w:bookmarkEnd w:id="4"/>
+      <w:bookmarkEnd w:id="5"/>
     </w:p>
     <w:p>
       <w:pPr>
         <w:pStyle w:val="3"/>
         <w:bidi w:val="0"/>
         <w:ind w:left="0" w:leftChars="0" w:firstLine="0" w:firstLineChars="0"/>
-        <w:rPr>
-          <w:rFonts w:hint="default"/>
-          <w:lang w:val="en-US" w:eastAsia="zh-CN"/>
-        </w:rPr>
-      </w:pPr>
-      <w:r>
-        <w:rPr>
-          <w:rFonts w:hint="eastAsia"/>
-          <w:lang w:val="en-US" w:eastAsia="zh-CN"/>
-        </w:rPr>
-        <w:t>问题一的分析</w:t>
-      </w:r>
-    </w:p>
-    <w:p>
-      <w:pPr>
-        <w:pStyle w:val="3"/>
-        <w:bidi w:val="0"/>
-        <w:ind w:left="0" w:leftChars="0" w:firstLine="0" w:firstLineChars="0"/>
-        <w:rPr>
-          <w:rFonts w:hint="default"/>
-          <w:lang w:val="en-US" w:eastAsia="zh-CN"/>
-        </w:rPr>
-      </w:pPr>
-      <w:r>
-        <w:rPr>
-          <w:rFonts w:hint="eastAsia"/>
-          <w:lang w:val="en-US" w:eastAsia="zh-CN"/>
-        </w:rPr>
-        <w:t>问题二的分析</w:t>
-      </w:r>
-    </w:p>
-    <w:p>
-      <w:pPr>
-        <w:pStyle w:val="3"/>
-        <w:bidi w:val="0"/>
-        <w:ind w:left="0" w:leftChars="0" w:firstLine="0" w:firstLineChars="0"/>
-        <w:rPr>
-          <w:rFonts w:hint="eastAsia"/>
-          <w:lang w:val="en-US" w:eastAsia="zh-CN"/>
-        </w:rPr>
-      </w:pPr>
-      <w:r>
-        <w:rPr>
-          <w:rFonts w:hint="eastAsia"/>
-          <w:lang w:val="en-US" w:eastAsia="zh-CN"/>
-        </w:rPr>
-        <w:t>问题三的分析</w:t>
-      </w:r>
-    </w:p>
-    <w:p>
-      <w:pPr>
-        <w:pStyle w:val="2"/>
-        <w:bidi w:val="0"/>
-        <w:ind w:left="0" w:leftChars="0" w:firstLine="0" w:firstLineChars="0"/>
-        <w:rPr>
-          <w:rFonts w:hint="eastAsia"/>
-          <w:lang w:val="en-US" w:eastAsia="zh-CN"/>
-        </w:rPr>
-      </w:pPr>
-      <w:bookmarkStart w:id="2" w:name="_Toc57576281"/>
-      <w:bookmarkStart w:id="3" w:name="_Toc22007"/>
-      <w:r>
-        <w:rPr>
-          <w:rFonts w:hint="eastAsia"/>
-          <w:lang w:val="en-US" w:eastAsia="zh-CN"/>
-        </w:rPr>
-        <w:t>模型假设</w:t>
-      </w:r>
-      <w:bookmarkEnd w:id="2"/>
-      <w:bookmarkEnd w:id="3"/>
-    </w:p>
-    <w:p>
-      <w:pPr>
-        <w:pStyle w:val="2"/>
-        <w:bidi w:val="0"/>
-        <w:ind w:left="0" w:leftChars="0" w:firstLine="0" w:firstLineChars="0"/>
-        <w:rPr>
-          <w:rFonts w:hint="eastAsia"/>
-          <w:lang w:val="en-US" w:eastAsia="zh-CN"/>
-        </w:rPr>
-      </w:pPr>
-      <w:r>
-        <w:rPr>
-          <w:rFonts w:hint="eastAsia"/>
-          <w:lang w:val="en-US" w:eastAsia="zh-CN"/>
-        </w:rPr>
-        <w:t>符号说明</w:t>
-      </w:r>
-    </w:p>
-    <w:p>
-      <w:pPr>
-        <w:pStyle w:val="2"/>
-        <w:bidi w:val="0"/>
-        <w:ind w:left="0" w:leftChars="0" w:firstLine="0" w:firstLineChars="0"/>
-        <w:rPr>
-          <w:rFonts w:hint="eastAsia"/>
-          <w:lang w:val="en-US" w:eastAsia="zh-CN"/>
-        </w:rPr>
-      </w:pPr>
-      <w:bookmarkStart w:id="4" w:name="_Toc57576283"/>
-      <w:bookmarkStart w:id="5" w:name="_Toc28934"/>
-      <w:r>
-        <w:rPr>
-          <w:rFonts w:hint="eastAsia"/>
-          <w:lang w:val="en-US" w:eastAsia="zh-CN"/>
-        </w:rPr>
-        <w:t>模型建立与求解</w:t>
-      </w:r>
-      <w:bookmarkEnd w:id="4"/>
-      <w:bookmarkEnd w:id="5"/>
-    </w:p>
-    <w:p>
-      <w:pPr>
-        <w:pStyle w:val="3"/>
-        <w:bidi w:val="0"/>
-        <w:ind w:left="0" w:leftChars="0" w:firstLine="0" w:firstLineChars="0"/>
       </w:pPr>
       <w:r>
         <w:rPr>
@@ -395,16 +1559,7 @@
           <w:rFonts w:hint="eastAsia"/>
           <w:lang w:val="en-US" w:eastAsia="zh-CN"/>
         </w:rPr>
-        <w:t>问题二模</w:t>
-      </w:r>
-      <w:bookmarkStart w:id="16" w:name="_GoBack"/>
-      <w:bookmarkEnd w:id="16"/>
-      <w:r>
-        <w:rPr>
-          <w:rFonts w:hint="eastAsia"/>
-          <w:lang w:val="en-US" w:eastAsia="zh-CN"/>
-        </w:rPr>
-        <w:t>型的建立与求解</w:t>
+        <w:t>问题二模型的建立与求解</w:t>
       </w:r>
       <w:bookmarkEnd w:id="8"/>
     </w:p>
@@ -774,7 +1929,7 @@
   <w:docDefaults>
     <w:rPrDefault>
       <w:rPr>
-        <w:rFonts w:asciiTheme="minorHAnsi" w:hAnsiTheme="minorHAnsi" w:eastAsiaTheme="minorEastAsia" w:cstheme="minorBidi"/>
+        <w:rFonts w:ascii="Times New Roman" w:hAnsi="Times New Roman" w:eastAsia="宋体" w:cs="Times New Roman"/>
       </w:rPr>
     </w:rPrDefault>
     <w:pPrDefault/>
@@ -845,7 +2000,7 @@
     <w:lsdException w:qFormat="1" w:unhideWhenUsed="0" w:uiPriority="0" w:semiHidden="0" w:name="Title"/>
     <w:lsdException w:unhideWhenUsed="0" w:uiPriority="0" w:semiHidden="0" w:name="Closing"/>
     <w:lsdException w:unhideWhenUsed="0" w:uiPriority="0" w:semiHidden="0" w:name="Signature"/>
-    <w:lsdException w:unhideWhenUsed="0" w:uiPriority="0" w:name="Default Paragraph Font"/>
+    <w:lsdException w:qFormat="1" w:unhideWhenUsed="0" w:uiPriority="0" w:name="Default Paragraph Font"/>
     <w:lsdException w:unhideWhenUsed="0" w:uiPriority="0" w:semiHidden="0" w:name="Body Text"/>
     <w:lsdException w:unhideWhenUsed="0" w:uiPriority="0" w:semiHidden="0" w:name="Body Text Indent"/>
     <w:lsdException w:unhideWhenUsed="0" w:uiPriority="0" w:semiHidden="0" w:name="List Continue"/>
@@ -1276,6 +2431,7 @@
   <w:style w:type="character" w:default="1" w:styleId="17">
     <w:name w:val="Default Paragraph Font"/>
     <w:semiHidden/>
+    <w:qFormat/>
     <w:uiPriority w:val="0"/>
   </w:style>
   <w:style w:type="table" w:default="1" w:styleId="15">
@@ -1465,9 +2621,6 @@
     <w:pPr>
       <w:keepNext w:val="0"/>
       <w:keepLines w:val="0"/>
-      <w:tabs>
-        <w:tab w:val="left" w:pos="0"/>
-      </w:tabs>
       <w:snapToGrid w:val="0"/>
       <w:spacing w:before="0" w:after="0" w:line="560" w:lineRule="exact"/>
       <w:contextualSpacing/>
@@ -1836,6 +2989,7 @@
   <w:style w:type="paragraph" w:customStyle="1" w:styleId="45">
     <w:name w:val="题目"/>
     <w:basedOn w:val="1"/>
+    <w:qFormat/>
     <w:uiPriority w:val="0"/>
     <w:pPr>
       <w:jc w:val="center"/>
@@ -1850,6 +3004,7 @@
   <w:style w:type="paragraph" w:customStyle="1" w:styleId="46">
     <w:name w:val="摘要"/>
     <w:basedOn w:val="1"/>
+    <w:qFormat/>
     <w:uiPriority w:val="0"/>
     <w:pPr>
       <w:spacing w:before="50" w:beforeLines="50" w:after="50" w:afterLines="50"/>
